--- a/OOP/SOLID.docx
+++ b/OOP/SOLID.docx
@@ -389,7 +389,6 @@
         </w:rPr>
         <w:t xml:space="preserve"> </w:t>
       </w:r>
-      <w:proofErr w:type="spellStart"/>
       <w:r>
         <w:rPr>
           <w:rFonts w:ascii="Cascadia Code" w:eastAsia="Times New Roman" w:hAnsi="Cascadia Code" w:cs="Times New Roman"/>
@@ -400,7 +399,6 @@
         </w:rPr>
         <w:t>calculatePay</w:t>
       </w:r>
-      <w:proofErr w:type="spellEnd"/>
       <w:r>
         <w:rPr>
           <w:rFonts w:ascii="Cascadia Code" w:eastAsia="Times New Roman" w:hAnsi="Cascadia Code" w:cs="Times New Roman"/>
@@ -474,7 +472,6 @@
         </w:rPr>
         <w:t xml:space="preserve"> </w:t>
       </w:r>
-      <w:proofErr w:type="spellStart"/>
       <w:r>
         <w:rPr>
           <w:rFonts w:ascii="Cascadia Code" w:eastAsia="Times New Roman" w:hAnsi="Cascadia Code" w:cs="Times New Roman"/>
@@ -485,7 +482,6 @@
         </w:rPr>
         <w:t>saveToDB</w:t>
       </w:r>
-      <w:proofErr w:type="spellEnd"/>
       <w:r>
         <w:rPr>
           <w:rFonts w:ascii="Cascadia Code" w:eastAsia="Times New Roman" w:hAnsi="Cascadia Code" w:cs="Times New Roman"/>
@@ -605,7 +601,6 @@
         </w:rPr>
         <w:t xml:space="preserve"> </w:t>
       </w:r>
-      <w:proofErr w:type="spellStart"/>
       <w:r>
         <w:rPr>
           <w:rFonts w:ascii="Cascadia Code" w:eastAsia="Times New Roman" w:hAnsi="Cascadia Code" w:cs="Times New Roman"/>
@@ -616,7 +611,6 @@
         </w:rPr>
         <w:t>generateReport</w:t>
       </w:r>
-      <w:proofErr w:type="spellEnd"/>
       <w:r>
         <w:rPr>
           <w:rFonts w:ascii="Cascadia Code" w:eastAsia="Times New Roman" w:hAnsi="Cascadia Code" w:cs="Times New Roman"/>
@@ -690,7 +684,6 @@
         </w:rPr>
         <w:t xml:space="preserve"> </w:t>
       </w:r>
-      <w:proofErr w:type="spellStart"/>
       <w:r>
         <w:rPr>
           <w:rFonts w:ascii="Cascadia Code" w:eastAsia="Times New Roman" w:hAnsi="Cascadia Code" w:cs="Times New Roman"/>
@@ -701,7 +694,6 @@
         </w:rPr>
         <w:t>printReport</w:t>
       </w:r>
-      <w:proofErr w:type="spellEnd"/>
       <w:r>
         <w:rPr>
           <w:rFonts w:ascii="Cascadia Code" w:eastAsia="Times New Roman" w:hAnsi="Cascadia Code" w:cs="Times New Roman"/>
@@ -821,7 +813,6 @@
         </w:rPr>
         <w:t xml:space="preserve"> </w:t>
       </w:r>
-      <w:proofErr w:type="spellStart"/>
       <w:r>
         <w:rPr>
           <w:rFonts w:ascii="Cascadia Code" w:eastAsia="Times New Roman" w:hAnsi="Cascadia Code" w:cs="Times New Roman"/>
@@ -832,7 +823,6 @@
         </w:rPr>
         <w:t>promoteEmployee</w:t>
       </w:r>
-      <w:proofErr w:type="spellEnd"/>
       <w:r>
         <w:rPr>
           <w:rFonts w:ascii="Cascadia Code" w:eastAsia="Times New Roman" w:hAnsi="Cascadia Code" w:cs="Times New Roman"/>
@@ -1175,7 +1165,6 @@
         </w:rPr>
         <w:t xml:space="preserve"> </w:t>
       </w:r>
-      <w:proofErr w:type="spellStart"/>
       <w:r>
         <w:rPr>
           <w:rFonts w:ascii="Cascadia Code" w:eastAsia="Times New Roman" w:hAnsi="Cascadia Code" w:cs="Times New Roman"/>
@@ -1186,7 +1175,6 @@
         </w:rPr>
         <w:t>getName</w:t>
       </w:r>
-      <w:proofErr w:type="spellEnd"/>
       <w:r>
         <w:rPr>
           <w:rFonts w:ascii="Cascadia Code" w:eastAsia="Times New Roman" w:hAnsi="Cascadia Code" w:cs="Times New Roman"/>
@@ -1197,7 +1185,6 @@
         </w:rPr>
         <w:t xml:space="preserve">() </w:t>
       </w:r>
-      <w:proofErr w:type="spellStart"/>
       <w:r>
         <w:rPr>
           <w:rFonts w:ascii="Cascadia Code" w:eastAsia="Times New Roman" w:hAnsi="Cascadia Code" w:cs="Times New Roman"/>
@@ -1208,7 +1195,6 @@
         </w:rPr>
         <w:t>const</w:t>
       </w:r>
-      <w:proofErr w:type="spellEnd"/>
       <w:r>
         <w:rPr>
           <w:rFonts w:ascii="Cascadia Code" w:eastAsia="Times New Roman" w:hAnsi="Cascadia Code" w:cs="Times New Roman"/>
@@ -1322,7 +1308,6 @@
         </w:rPr>
         <w:t xml:space="preserve">() </w:t>
       </w:r>
-      <w:proofErr w:type="spellStart"/>
       <w:r>
         <w:rPr>
           <w:rFonts w:ascii="Cascadia Code" w:eastAsia="Times New Roman" w:hAnsi="Cascadia Code" w:cs="Times New Roman"/>
@@ -1333,7 +1318,6 @@
         </w:rPr>
         <w:t>const</w:t>
       </w:r>
-      <w:proofErr w:type="spellEnd"/>
       <w:r>
         <w:rPr>
           <w:rFonts w:ascii="Cascadia Code" w:eastAsia="Times New Roman" w:hAnsi="Cascadia Code" w:cs="Times New Roman"/>
@@ -1453,7 +1437,6 @@
         </w:rPr>
         <w:t xml:space="preserve"> </w:t>
       </w:r>
-      <w:proofErr w:type="spellStart"/>
       <w:r>
         <w:rPr>
           <w:rFonts w:ascii="Cascadia Code" w:eastAsia="Times New Roman" w:hAnsi="Cascadia Code" w:cs="Times New Roman"/>
@@ -1464,7 +1447,6 @@
         </w:rPr>
         <w:t>PayrollCalculator</w:t>
       </w:r>
-      <w:proofErr w:type="spellEnd"/>
       <w:r>
         <w:rPr>
           <w:rFonts w:ascii="Cascadia Code" w:eastAsia="Times New Roman" w:hAnsi="Cascadia Code" w:cs="Times New Roman"/>
@@ -1541,7 +1523,6 @@
         </w:rPr>
         <w:t xml:space="preserve"> </w:t>
       </w:r>
-      <w:proofErr w:type="spellStart"/>
       <w:r>
         <w:rPr>
           <w:rFonts w:ascii="Cascadia Code" w:eastAsia="Times New Roman" w:hAnsi="Cascadia Code" w:cs="Times New Roman"/>
@@ -1552,7 +1533,6 @@
         </w:rPr>
         <w:t>calculatePay</w:t>
       </w:r>
-      <w:proofErr w:type="spellEnd"/>
       <w:r>
         <w:rPr>
           <w:rFonts w:ascii="Cascadia Code" w:eastAsia="Times New Roman" w:hAnsi="Cascadia Code" w:cs="Times New Roman"/>
@@ -1563,7 +1543,6 @@
         </w:rPr>
         <w:t>(</w:t>
       </w:r>
-      <w:proofErr w:type="spellStart"/>
       <w:r>
         <w:rPr>
           <w:rFonts w:ascii="Cascadia Code" w:eastAsia="Times New Roman" w:hAnsi="Cascadia Code" w:cs="Times New Roman"/>
@@ -1574,7 +1553,6 @@
         </w:rPr>
         <w:t>const</w:t>
       </w:r>
-      <w:proofErr w:type="spellEnd"/>
       <w:r>
         <w:rPr>
           <w:rFonts w:ascii="Cascadia Code" w:eastAsia="Times New Roman" w:hAnsi="Cascadia Code" w:cs="Times New Roman"/>
@@ -1724,7 +1702,6 @@
         </w:rPr>
         <w:t xml:space="preserve"> </w:t>
       </w:r>
-      <w:proofErr w:type="spellStart"/>
       <w:r>
         <w:rPr>
           <w:rFonts w:ascii="Cascadia Code" w:eastAsia="Times New Roman" w:hAnsi="Cascadia Code" w:cs="Times New Roman"/>
@@ -1735,7 +1712,6 @@
         </w:rPr>
         <w:t>EmployeeRepository</w:t>
       </w:r>
-      <w:proofErr w:type="spellEnd"/>
       <w:r>
         <w:rPr>
           <w:rFonts w:ascii="Cascadia Code" w:eastAsia="Times New Roman" w:hAnsi="Cascadia Code" w:cs="Times New Roman"/>
@@ -1832,7 +1808,6 @@
         </w:rPr>
         <w:t>(</w:t>
       </w:r>
-      <w:proofErr w:type="spellStart"/>
       <w:r>
         <w:rPr>
           <w:rFonts w:ascii="Cascadia Code" w:eastAsia="Times New Roman" w:hAnsi="Cascadia Code" w:cs="Times New Roman"/>
@@ -1843,7 +1818,6 @@
         </w:rPr>
         <w:t>const</w:t>
       </w:r>
-      <w:proofErr w:type="spellEnd"/>
       <w:r>
         <w:rPr>
           <w:rFonts w:ascii="Cascadia Code" w:eastAsia="Times New Roman" w:hAnsi="Cascadia Code" w:cs="Times New Roman"/>
@@ -1993,7 +1967,6 @@
         </w:rPr>
         <w:t xml:space="preserve"> </w:t>
       </w:r>
-      <w:proofErr w:type="spellStart"/>
       <w:r>
         <w:rPr>
           <w:rFonts w:ascii="Cascadia Code" w:eastAsia="Times New Roman" w:hAnsi="Cascadia Code" w:cs="Times New Roman"/>
@@ -2004,7 +1977,6 @@
         </w:rPr>
         <w:t>ReportGenerator</w:t>
       </w:r>
-      <w:proofErr w:type="spellEnd"/>
       <w:r>
         <w:rPr>
           <w:rFonts w:ascii="Cascadia Code" w:eastAsia="Times New Roman" w:hAnsi="Cascadia Code" w:cs="Times New Roman"/>
@@ -2081,7 +2053,6 @@
         </w:rPr>
         <w:t xml:space="preserve"> </w:t>
       </w:r>
-      <w:proofErr w:type="spellStart"/>
       <w:r>
         <w:rPr>
           <w:rFonts w:ascii="Cascadia Code" w:eastAsia="Times New Roman" w:hAnsi="Cascadia Code" w:cs="Times New Roman"/>
@@ -2092,7 +2063,6 @@
         </w:rPr>
         <w:t>generateReport</w:t>
       </w:r>
-      <w:proofErr w:type="spellEnd"/>
       <w:r>
         <w:rPr>
           <w:rFonts w:ascii="Cascadia Code" w:eastAsia="Times New Roman" w:hAnsi="Cascadia Code" w:cs="Times New Roman"/>
@@ -2103,7 +2073,6 @@
         </w:rPr>
         <w:t>(</w:t>
       </w:r>
-      <w:proofErr w:type="spellStart"/>
       <w:r>
         <w:rPr>
           <w:rFonts w:ascii="Cascadia Code" w:eastAsia="Times New Roman" w:hAnsi="Cascadia Code" w:cs="Times New Roman"/>
@@ -2114,7 +2083,6 @@
         </w:rPr>
         <w:t>const</w:t>
       </w:r>
-      <w:proofErr w:type="spellEnd"/>
       <w:r>
         <w:rPr>
           <w:rFonts w:ascii="Cascadia Code" w:eastAsia="Times New Roman" w:hAnsi="Cascadia Code" w:cs="Times New Roman"/>
@@ -2340,47 +2308,7 @@
           <w:lang w:val="en-IN"/>
         </w:rPr>
         <w:tab/>
-        <w:t xml:space="preserve">If I have a class </w:t>
-      </w:r>
-      <w:proofErr w:type="spellStart"/>
-      <w:r>
-        <w:rPr>
-          <w:rFonts w:ascii="Cascadia Code" w:hAnsi="Cascadia Code"/>
-          <w:sz w:val="24"/>
-          <w:szCs w:val="28"/>
-          <w:lang w:val="en-IN"/>
-        </w:rPr>
-        <w:t>DBStorage</w:t>
-      </w:r>
-      <w:proofErr w:type="spellEnd"/>
-      <w:r>
-        <w:rPr>
-          <w:rFonts w:ascii="Cascadia Code" w:hAnsi="Cascadia Code"/>
-          <w:sz w:val="24"/>
-          <w:szCs w:val="28"/>
-          <w:lang w:val="en-IN"/>
-        </w:rPr>
-        <w:t xml:space="preserve"> which saves in MySQL DB, &amp; I want to add new feature to store data in file also in NOSQL DB then I </w:t>
-      </w:r>
-      <w:proofErr w:type="spellStart"/>
-      <w:r>
-        <w:rPr>
-          <w:rFonts w:ascii="Cascadia Code" w:hAnsi="Cascadia Code"/>
-          <w:sz w:val="24"/>
-          <w:szCs w:val="28"/>
-          <w:lang w:val="en-IN"/>
-        </w:rPr>
-        <w:t>can not</w:t>
-      </w:r>
-      <w:proofErr w:type="spellEnd"/>
-      <w:r>
-        <w:rPr>
-          <w:rFonts w:ascii="Cascadia Code" w:hAnsi="Cascadia Code"/>
-          <w:sz w:val="24"/>
-          <w:szCs w:val="28"/>
-          <w:lang w:val="en-IN"/>
-        </w:rPr>
-        <w:t xml:space="preserve"> add methods for file and NOSQL storage in same class.</w:t>
+        <w:t>If I have a class DBStorage which saves in MySQL DB, &amp; I want to add new feature to store data in file also in NOSQL DB then I can not add methods for file and NOSQL storage in same class.</w:t>
       </w:r>
     </w:p>
     <w:p>
@@ -2733,27 +2661,7 @@
           <w:szCs w:val="28"/>
           <w:lang w:val="en-IN"/>
         </w:rPr>
-        <w:t xml:space="preserve">Notice we added </w:t>
-      </w:r>
-      <w:proofErr w:type="spellStart"/>
-      <w:r>
-        <w:rPr>
-          <w:rFonts w:ascii="Cascadia Code" w:hAnsi="Cascadia Code"/>
-          <w:sz w:val="24"/>
-          <w:szCs w:val="28"/>
-          <w:lang w:val="en-IN"/>
-        </w:rPr>
-        <w:t>FixedDepositeAcc</w:t>
-      </w:r>
-      <w:proofErr w:type="spellEnd"/>
-      <w:r>
-        <w:rPr>
-          <w:rFonts w:ascii="Cascadia Code" w:hAnsi="Cascadia Code"/>
-          <w:sz w:val="24"/>
-          <w:szCs w:val="28"/>
-          <w:lang w:val="en-IN"/>
-        </w:rPr>
-        <w:t xml:space="preserve"> Class which doesn’t have any withdraw method. This will break code. Cause Idea here is we have our interfaces client or other developer doesn’t need to know this he should be able to use our class without worrying about inside logic.</w:t>
+        <w:t>Notice we added FixedDepositeAcc Class which doesn’t have any withdraw method. This will break code. Cause Idea here is we have our interfaces client or other developer doesn’t need to know this he should be able to use our class without worrying about inside logic.</w:t>
       </w:r>
     </w:p>
     <w:p>
@@ -2778,47 +2686,7 @@
           <w:szCs w:val="28"/>
           <w:lang w:val="en-IN"/>
         </w:rPr>
-        <w:t xml:space="preserve">We </w:t>
-      </w:r>
-      <w:proofErr w:type="spellStart"/>
-      <w:r>
-        <w:rPr>
-          <w:rFonts w:ascii="Cascadia Code" w:hAnsi="Cascadia Code"/>
-          <w:sz w:val="24"/>
-          <w:szCs w:val="28"/>
-          <w:lang w:val="en-IN"/>
-        </w:rPr>
-        <w:t>can not</w:t>
-      </w:r>
-      <w:proofErr w:type="spellEnd"/>
-      <w:r>
-        <w:rPr>
-          <w:rFonts w:ascii="Cascadia Code" w:hAnsi="Cascadia Code"/>
-          <w:sz w:val="24"/>
-          <w:szCs w:val="28"/>
-          <w:lang w:val="en-IN"/>
-        </w:rPr>
-        <w:t xml:space="preserve"> just add withdraw method in above case because it may break code if we return some default value and client doesn’t know how to handle it. We need to change design little bit as show in below. (So that no changes are required on client side. Else conditional check will be required at client side to handle </w:t>
-      </w:r>
-      <w:proofErr w:type="spellStart"/>
-      <w:r>
-        <w:rPr>
-          <w:rFonts w:ascii="Cascadia Code" w:hAnsi="Cascadia Code"/>
-          <w:sz w:val="24"/>
-          <w:szCs w:val="28"/>
-          <w:lang w:val="en-IN"/>
-        </w:rPr>
-        <w:t>FixedDepositAcc</w:t>
-      </w:r>
-      <w:proofErr w:type="spellEnd"/>
-      <w:r>
-        <w:rPr>
-          <w:rFonts w:ascii="Cascadia Code" w:hAnsi="Cascadia Code"/>
-          <w:sz w:val="24"/>
-          <w:szCs w:val="28"/>
-          <w:lang w:val="en-IN"/>
-        </w:rPr>
-        <w:t xml:space="preserve"> object)</w:t>
+        <w:t>We can not just add withdraw method in above case because it may break code if we return some default value and client doesn’t know how to handle it. We need to change design little bit as show in below. (So that no changes are required on client side. Else conditional check will be required at client side to handle FixedDepositAcc object)</w:t>
       </w:r>
     </w:p>
     <w:p>
@@ -2925,25 +2793,14 @@
         <w:lastRenderedPageBreak/>
         <w:t xml:space="preserve">Now above example is neater and cleaner and follows LSP. Also, now client doesn’t have </w:t>
       </w:r>
-      <w:proofErr w:type="spellStart"/>
-      <w:r>
-        <w:rPr>
-          <w:rFonts w:ascii="Cascadia Code" w:hAnsi="Cascadia Code"/>
-          <w:sz w:val="24"/>
-          <w:szCs w:val="28"/>
-          <w:lang w:val="en-IN"/>
-        </w:rPr>
-        <w:t>withdraw</w:t>
-      </w:r>
-      <w:proofErr w:type="spellEnd"/>
-      <w:r>
-        <w:rPr>
-          <w:rFonts w:ascii="Cascadia Code" w:hAnsi="Cascadia Code"/>
-          <w:sz w:val="24"/>
-          <w:szCs w:val="28"/>
-          <w:lang w:val="en-IN"/>
-        </w:rPr>
-        <w:t>()</w:t>
+      <w:r>
+        <w:rPr>
+          <w:rFonts w:ascii="Cascadia Code" w:hAnsi="Cascadia Code"/>
+          <w:sz w:val="24"/>
+          <w:szCs w:val="28"/>
+          <w:lang w:val="en-IN"/>
+        </w:rPr>
+        <w:t>withdraw()</w:t>
       </w:r>
       <w:r>
         <w:rPr>
@@ -3072,27 +2929,7 @@
           <w:szCs w:val="28"/>
           <w:lang w:val="en-IN"/>
         </w:rPr>
-        <w:t xml:space="preserve"> type i.e., Dog type, </w:t>
-      </w:r>
-      <w:proofErr w:type="spellStart"/>
-      <w:r>
-        <w:rPr>
-          <w:rFonts w:ascii="Cascadia Code" w:hAnsi="Cascadia Code"/>
-          <w:sz w:val="24"/>
-          <w:szCs w:val="28"/>
-          <w:lang w:val="en-IN"/>
-        </w:rPr>
-        <w:t>LivingBeing</w:t>
-      </w:r>
-      <w:proofErr w:type="spellEnd"/>
-      <w:r>
-        <w:rPr>
-          <w:rFonts w:ascii="Cascadia Code" w:hAnsi="Cascadia Code"/>
-          <w:sz w:val="24"/>
-          <w:szCs w:val="28"/>
-          <w:lang w:val="en-IN"/>
-        </w:rPr>
-        <w:t xml:space="preserve"> type won’t work as client must be expecting Animal return type.</w:t>
+        <w:t xml:space="preserve"> type i.e., Dog type, LivingBeing type won’t work as client must be expecting Animal return type.</w:t>
       </w:r>
     </w:p>
     <w:p>
@@ -3284,6 +3121,7 @@
       <w:r>
         <w:rPr>
           <w:rFonts w:ascii="Cascadia Code" w:hAnsi="Cascadia Code"/>
+          <w:noProof/>
           <w:sz w:val="24"/>
           <w:szCs w:val="28"/>
           <w:lang w:val="en-IN"/>
@@ -3363,6 +3201,75 @@
       <w:r>
         <w:rPr>
           <w:rFonts w:ascii="Cascadia Code" w:hAnsi="Cascadia Code"/>
+          <w:noProof/>
+          <w:sz w:val="24"/>
+          <w:szCs w:val="28"/>
+          <w:lang w:val="en-IN"/>
+        </w:rPr>
+        <mc:AlternateContent>
+          <mc:Choice Requires="wpi">
+            <w:drawing>
+              <wp:anchor distT="0" distB="0" distL="114300" distR="114300" simplePos="0" relativeHeight="251659264" behindDoc="0" locked="0" layoutInCell="1" allowOverlap="1" wp14:anchorId="01F4D87A" wp14:editId="4CC2FE9B">
+                <wp:simplePos x="0" y="0"/>
+                <wp:positionH relativeFrom="column">
+                  <wp:posOffset>2960040</wp:posOffset>
+                </wp:positionH>
+                <wp:positionV relativeFrom="paragraph">
+                  <wp:posOffset>428995</wp:posOffset>
+                </wp:positionV>
+                <wp:extent cx="223560" cy="360"/>
+                <wp:effectExtent l="133350" t="133350" r="81280" b="133350"/>
+                <wp:wrapNone/>
+                <wp:docPr id="1846527371" name="Ink 4"/>
+                <wp:cNvGraphicFramePr/>
+                <a:graphic xmlns:a="http://schemas.openxmlformats.org/drawingml/2006/main">
+                  <a:graphicData uri="http://schemas.microsoft.com/office/word/2010/wordprocessingInk">
+                    <w14:contentPart bwMode="auto" r:id="rId10">
+                      <w14:nvContentPartPr>
+                        <w14:cNvContentPartPr/>
+                      </w14:nvContentPartPr>
+                      <w14:xfrm>
+                        <a:off x="0" y="0"/>
+                        <a:ext cx="223560" cy="360"/>
+                      </w14:xfrm>
+                    </w14:contentPart>
+                  </a:graphicData>
+                </a:graphic>
+              </wp:anchor>
+            </w:drawing>
+          </mc:Choice>
+          <mc:Fallback>
+            <w:pict>
+              <v:shapetype w14:anchorId="002E7AAD" id="_x0000_t75" coordsize="21600,21600" o:spt="75" o:preferrelative="t" path="m@4@5l@4@11@9@11@9@5xe" filled="f" stroked="f">
+                <v:stroke joinstyle="miter"/>
+                <v:formulas>
+                  <v:f eqn="if lineDrawn pixelLineWidth 0"/>
+                  <v:f eqn="sum @0 1 0"/>
+                  <v:f eqn="sum 0 0 @1"/>
+                  <v:f eqn="prod @2 1 2"/>
+                  <v:f eqn="prod @3 21600 pixelWidth"/>
+                  <v:f eqn="prod @3 21600 pixelHeight"/>
+                  <v:f eqn="sum @0 0 1"/>
+                  <v:f eqn="prod @6 1 2"/>
+                  <v:f eqn="prod @7 21600 pixelWidth"/>
+                  <v:f eqn="sum @8 21600 0"/>
+                  <v:f eqn="prod @7 21600 pixelHeight"/>
+                  <v:f eqn="sum @10 21600 0"/>
+                </v:formulas>
+                <v:path o:extrusionok="f" gradientshapeok="t" o:connecttype="rect"/>
+                <o:lock v:ext="edit" aspectratio="t"/>
+              </v:shapetype>
+              <v:shape id="Ink 4" o:spid="_x0000_s1026" type="#_x0000_t75" style="position:absolute;margin-left:228.1pt;margin-top:28.85pt;width:27.5pt;height:9.95pt;z-index:251659264;visibility:visible;mso-wrap-style:square;mso-wrap-distance-left:9pt;mso-wrap-distance-top:0;mso-wrap-distance-right:9pt;mso-wrap-distance-bottom:0;mso-position-horizontal:absolute;mso-position-horizontal-relative:text;mso-position-vertical:absolute;mso-position-vertical-relative:text" o:gfxdata="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">
+                <v:imagedata r:id="rId11" o:title=""/>
+              </v:shape>
+            </w:pict>
+          </mc:Fallback>
+        </mc:AlternateContent>
+      </w:r>
+      <w:r>
+        <w:rPr>
+          <w:rFonts w:ascii="Cascadia Code" w:hAnsi="Cascadia Code"/>
+          <w:noProof/>
           <w:sz w:val="24"/>
           <w:szCs w:val="28"/>
           <w:lang w:val="en-IN"/>
@@ -3383,7 +3290,7 @@
                     <pic:cNvPicPr/>
                   </pic:nvPicPr>
                   <pic:blipFill>
-                    <a:blip r:embed="rId10"/>
+                    <a:blip r:embed="rId12"/>
                     <a:stretch>
                       <a:fillRect/>
                     </a:stretch>
@@ -3615,6 +3522,7 @@
       <w:r>
         <w:rPr>
           <w:rFonts w:ascii="Cascadia Code" w:hAnsi="Cascadia Code"/>
+          <w:noProof/>
           <w:sz w:val="24"/>
           <w:szCs w:val="28"/>
           <w:lang w:val="en-IN"/>
@@ -3635,7 +3543,7 @@
                     <pic:cNvPicPr/>
                   </pic:nvPicPr>
                   <pic:blipFill>
-                    <a:blip r:embed="rId11"/>
+                    <a:blip r:embed="rId13"/>
                     <a:stretch>
                       <a:fillRect/>
                     </a:stretch>
@@ -3700,6 +3608,7 @@
       <w:r>
         <w:rPr>
           <w:rFonts w:ascii="Cascadia Code" w:hAnsi="Cascadia Code"/>
+          <w:noProof/>
           <w:sz w:val="24"/>
           <w:szCs w:val="28"/>
           <w:lang w:val="en-IN"/>
@@ -3720,7 +3629,7 @@
                     <pic:cNvPicPr/>
                   </pic:nvPicPr>
                   <pic:blipFill>
-                    <a:blip r:embed="rId12"/>
+                    <a:blip r:embed="rId14"/>
                     <a:stretch>
                       <a:fillRect/>
                     </a:stretch>
@@ -3920,7 +3829,6 @@
         </w:rPr>
         <w:t xml:space="preserve"> Like </w:t>
       </w:r>
-      <w:proofErr w:type="spellStart"/>
       <w:r>
         <w:rPr>
           <w:rFonts w:ascii="Cascadia Code" w:hAnsi="Cascadia Code"/>
@@ -3939,18 +3847,7 @@
           <w:szCs w:val="28"/>
           <w:lang w:val="en-IN"/>
         </w:rPr>
-        <w:t>Interface</w:t>
-      </w:r>
-      <w:proofErr w:type="spellEnd"/>
-      <w:r>
-        <w:rPr>
-          <w:rFonts w:ascii="Cascadia Code" w:hAnsi="Cascadia Code"/>
-          <w:color w:val="EE0000"/>
-          <w:sz w:val="24"/>
-          <w:szCs w:val="28"/>
-          <w:lang w:val="en-IN"/>
-        </w:rPr>
-        <w:t>.</w:t>
+        <w:t>Interface.</w:t>
       </w:r>
     </w:p>
     <w:p>
@@ -5696,6 +5593,33 @@
 </w:styles>
 </file>
 
+<file path=word/ink/ink1.xml><?xml version="1.0" encoding="utf-8"?>
+<inkml:ink xmlns:inkml="http://www.w3.org/2003/InkML">
+  <inkml:definitions>
+    <inkml:context xml:id="ctx0">
+      <inkml:inkSource xml:id="inkSrc0">
+        <inkml:traceFormat>
+          <inkml:channel name="X" type="integer" min="-2.14748E9" max="2.14748E9" units="cm"/>
+          <inkml:channel name="Y" type="integer" min="-2.14748E9" max="2.14748E9" units="cm"/>
+          <inkml:channel name="F" type="integer" max="32767" units="dev"/>
+        </inkml:traceFormat>
+        <inkml:channelProperties>
+          <inkml:channelProperty channel="X" name="resolution" value="1000" units="1/cm"/>
+          <inkml:channelProperty channel="Y" name="resolution" value="1000" units="1/cm"/>
+          <inkml:channelProperty channel="F" name="resolution" value="0" units="1/dev"/>
+        </inkml:channelProperties>
+      </inkml:inkSource>
+      <inkml:timestamp xml:id="ts0" timeString="2025-12-15T17:04:49.400"/>
+    </inkml:context>
+    <inkml:brush xml:id="br0">
+      <inkml:brushProperty name="width" value="0.35" units="cm"/>
+      <inkml:brushProperty name="height" value="0.35" units="cm"/>
+    </inkml:brush>
+  </inkml:definitions>
+  <inkml:trace contextRef="#ctx0" brushRef="#br0">0 1 24575,'620'0'-1365</inkml:trace>
+</inkml:ink>
+</file>
+
 <file path=word/theme/theme1.xml><?xml version="1.0" encoding="utf-8"?>
 <a:theme xmlns:a="http://schemas.openxmlformats.org/drawingml/2006/main" name="Office Theme">
   <a:themeElements>
